--- a/Documentation/14-Functional-Specification-Document.docx
+++ b/Documentation/14-Functional-Specification-Document.docx
@@ -509,7 +509,7 @@
                 <w:szCs w:val="18"/>
                 <w:shd w:fill="F4F5F7" w:val="clear"/>
               </w:rPr>
-              <w:t xml:space="preserve">13-business-requirements.md</w:t>
+              <w:t>document 13 (Business Requirements)</w:t>
             </w:r>
             <w:r>
               <w:rPr>
@@ -588,7 +588,7 @@
                 <w:szCs w:val="18"/>
                 <w:shd w:fill="F4F5F7" w:val="clear"/>
               </w:rPr>
-              <w:t xml:space="preserve">06-product-backlog.md</w:t>
+              <w:t>document 06 (Product Backlog)</w:t>
             </w:r>
             <w:r>
               <w:rPr>
@@ -607,7 +607,7 @@
                 <w:szCs w:val="18"/>
                 <w:shd w:fill="F4F5F7" w:val="clear"/>
               </w:rPr>
-              <w:t xml:space="preserve">08-test-plan.md</w:t>
+              <w:t>document 08 (QA &amp; Test Plan)</w:t>
             </w:r>
           </w:p>
         </w:tc>
@@ -675,7 +675,7 @@
                 <w:szCs w:val="18"/>
                 <w:shd w:fill="F4F5F7" w:val="clear"/>
               </w:rPr>
-              <w:t xml:space="preserve">11-screen-functional-spec.md</w:t>
+              <w:t>document 11 (Screen Functional Specification)</w:t>
             </w:r>
             <w:r>
               <w:rPr>
@@ -694,7 +694,7 @@
                 <w:szCs w:val="18"/>
                 <w:shd w:fill="F4F5F7" w:val="clear"/>
               </w:rPr>
-              <w:t xml:space="preserve">05-api-specification.md</w:t>
+              <w:t>document 05 (API Specification)</w:t>
             </w:r>
             <w:r>
               <w:rPr>
@@ -713,7 +713,7 @@
                 <w:szCs w:val="18"/>
                 <w:shd w:fill="F4F5F7" w:val="clear"/>
               </w:rPr>
-              <w:t xml:space="preserve">04-database-schema.md</w:t>
+              <w:t>document 04 (Database Schema)</w:t>
             </w:r>
           </w:p>
         </w:tc>

--- a/Documentation/14-Functional-Specification-Document.docx
+++ b/Documentation/14-Functional-Specification-Document.docx
@@ -38551,7 +38551,7 @@
                 <w:sz w:val="20"/>
                 <w:szCs w:val="20"/>
               </w:rPr>
-              <w:t xml:space="preserve">Embeddings provider and retrieval index selection (EI-3, EI-4)</w:t>
+              <w:t>Embeddings provider and retrieval index selection (EI-3, EI-4) — decided at M3: OpenAI text-embedding-3-small, Qdrant self-hosted (document 03 §12)</w:t>
             </w:r>
           </w:p>
         </w:tc>
@@ -39161,7 +39161,7 @@
           <w:sz w:val="20"/>
           <w:szCs w:val="20"/>
         </w:rPr>
-        <w:t xml:space="preserve">Items 1 and 2 are not specification gaps but procurement gaps: the requirements are defined, the vendors are not chosen.</w:t>
+        <w:t>Item 1 is a procurement gap, not a specification gap: the requirements are defined, the vendor is not chosen. Item 2 was decided at M3 (OpenAI text-embedding-3-small; Qdrant self-hosted) — see document 03 §12.</w:t>
       </w:r>
     </w:p>
     <w:sectPr>
